--- a/Collatio/9/1. Textos/1. Marcados/9-B.docx
+++ b/Collatio/9/1. Textos/1. Marcados/9-B.docx
@@ -1,15 +1,17 @@
 
 <file path=word/document.xml><?xml version="1.0" encoding="utf-8"?>
-<w:document xmlns:wpc="http://schemas.microsoft.com/office/word/2010/wordprocessingCanvas" xmlns:cx="http://schemas.microsoft.com/office/drawing/2014/chartex" xmlns:cx1="http://schemas.microsoft.com/office/drawing/2015/9/8/chartex" xmlns:cx2="http://schemas.microsoft.com/office/drawing/2015/10/21/chartex" xmlns:cx3="http://schemas.microsoft.com/office/drawing/2016/5/9/chartex" xmlns:cx4="http://schemas.microsoft.com/office/drawing/2016/5/10/chartex" xmlns:cx5="http://schemas.microsoft.com/office/drawing/2016/5/11/chartex" xmlns:cx6="http://schemas.microsoft.com/office/drawing/2016/5/12/chartex" xmlns:cx7="http://schemas.microsoft.com/office/drawing/2016/5/13/chartex" xmlns:cx8="http://schemas.microsoft.com/office/drawing/2016/5/14/chartex" xmlns:mc="http://schemas.openxmlformats.org/markup-compatibility/2006" xmlns:aink="http://schemas.microsoft.com/office/drawing/2016/ink" xmlns:am3d="http://schemas.microsoft.com/office/drawing/2017/model3d" xmlns:o="urn:schemas-microsoft-com:office:office" xmlns:oel="http://schemas.microsoft.com/office/2019/extlst" xmlns:r="http://schemas.openxmlformats.org/officeDocument/2006/relationships" xmlns:m="http://schemas.openxmlformats.org/officeDocument/2006/math" xmlns:v="urn:schemas-microsoft-com:vml" xmlns:wp14="http://schemas.microsoft.com/office/word/2010/wordprocessingDrawing" xmlns:wp="http://schemas.openxmlformats.org/drawingml/2006/wordprocessingDrawing" xmlns:w10="urn:schemas-microsoft-com:office:word" xmlns:w="http://schemas.openxmlformats.org/wordprocessingml/2006/main" xmlns:w14="http://schemas.microsoft.com/office/word/2010/wordml" xmlns:w15="http://schemas.microsoft.com/office/word/2012/wordml" xmlns:w16cex="http://schemas.microsoft.com/office/word/2018/wordml/cex" xmlns:w16cid="http://schemas.microsoft.com/office/word/2016/wordml/cid" xmlns:w16="http://schemas.microsoft.com/office/word/2018/wordml" xmlns:w16sdtdh="http://schemas.microsoft.com/office/word/2020/wordml/sdtdatahash" xmlns:w16se="http://schemas.microsoft.com/office/word/2015/wordml/symex" xmlns:wpg="http://schemas.microsoft.com/office/word/2010/wordprocessingGroup" xmlns:wpi="http://schemas.microsoft.com/office/word/2010/wordprocessingInk" xmlns:wne="http://schemas.microsoft.com/office/word/2006/wordml" xmlns:wps="http://schemas.microsoft.com/office/word/2010/wordprocessingShape" mc:Ignorable="w14 w15 w16se w16cid w16 w16cex w16sdtdh wp14">
+<w:document xmlns:wpc="http://schemas.microsoft.com/office/word/2010/wordprocessingCanvas" xmlns:cx="http://schemas.microsoft.com/office/drawing/2014/chartex" xmlns:cx1="http://schemas.microsoft.com/office/drawing/2015/9/8/chartex" xmlns:cx2="http://schemas.microsoft.com/office/drawing/2015/10/21/chartex" xmlns:cx3="http://schemas.microsoft.com/office/drawing/2016/5/9/chartex" xmlns:cx4="http://schemas.microsoft.com/office/drawing/2016/5/10/chartex" xmlns:cx5="http://schemas.microsoft.com/office/drawing/2016/5/11/chartex" xmlns:cx6="http://schemas.microsoft.com/office/drawing/2016/5/12/chartex" xmlns:cx7="http://schemas.microsoft.com/office/drawing/2016/5/13/chartex" xmlns:cx8="http://schemas.microsoft.com/office/drawing/2016/5/14/chartex" xmlns:mc="http://schemas.openxmlformats.org/markup-compatibility/2006" xmlns:aink="http://schemas.microsoft.com/office/drawing/2016/ink" xmlns:am3d="http://schemas.microsoft.com/office/drawing/2017/model3d" xmlns:o="urn:schemas-microsoft-com:office:office" xmlns:oel="http://schemas.microsoft.com/office/2019/extlst" xmlns:r="http://schemas.openxmlformats.org/officeDocument/2006/relationships" xmlns:m="http://schemas.openxmlformats.org/officeDocument/2006/math" xmlns:v="urn:schemas-microsoft-com:vml" xmlns:wp14="http://schemas.microsoft.com/office/word/2010/wordprocessingDrawing" xmlns:wp="http://schemas.openxmlformats.org/drawingml/2006/wordprocessingDrawing" xmlns:w10="urn:schemas-microsoft-com:office:word" xmlns:w="http://schemas.openxmlformats.org/wordprocessingml/2006/main" xmlns:w14="http://schemas.microsoft.com/office/word/2010/wordml" xmlns:w15="http://schemas.microsoft.com/office/word/2012/wordml" xmlns:w16cex="http://schemas.microsoft.com/office/word/2018/wordml/cex" xmlns:w16cid="http://schemas.microsoft.com/office/word/2016/wordml/cid" xmlns:w16="http://schemas.microsoft.com/office/word/2018/wordml" xmlns:w16du="http://schemas.microsoft.com/office/word/2023/wordml/word16du" xmlns:w16sdtdh="http://schemas.microsoft.com/office/word/2020/wordml/sdtdatahash" xmlns:w16sdtfl="http://schemas.microsoft.com/office/word/2024/wordml/sdtformatlock" xmlns:w16se="http://schemas.microsoft.com/office/word/2015/wordml/symex" xmlns:wpg="http://schemas.microsoft.com/office/word/2010/wordprocessingGroup" xmlns:wpi="http://schemas.microsoft.com/office/word/2010/wordprocessingInk" xmlns:wne="http://schemas.microsoft.com/office/word/2006/wordml" xmlns:wps="http://schemas.microsoft.com/office/word/2010/wordprocessingShape" mc:Ignorable="w14 w15 w16se w16cid w16 w16cex w16sdtdh w16sdtfl w16du wp14">
   <w:body>
     <w:p>
       <w:pPr>
         <w:rPr>
+          <w:rFonts w:ascii="Brill" w:hAnsi="Brill"/>
           <w:lang w:val="es-ES"/>
         </w:rPr>
       </w:pPr>
       <w:r>
         <w:rPr>
+          <w:rFonts w:ascii="Brill" w:hAnsi="Brill"/>
           <w:color w:val="FF0000"/>
           <w:lang w:val="es-ES"/>
         </w:rPr>
@@ -17,12 +19,558 @@
       </w:r>
       <w:r>
         <w:rPr>
-          <w:lang w:val="es-ES"/>
-        </w:rPr>
-        <w:t xml:space="preserve">pregunto el decipulo al maestro pues si la virtud de la alma se estiende por el cuerpo % quando tajan al ombre el pie o la mano tajan le y la virtud de la alma % dixo el maestro a esto te respondere agora muy aina % sepas que quando vieno a dar la ferida de que se corta el pie o la mano o en qual quier mienbro que esto acaesce en aquel lugar esta su parte de la virtud de la alma % mas esta metida en la sangre de que se govierna aquel mienbro % ca la virtud de la alma da calentura a la sangre para correr por el cuerpo e governar le % pues quando viene la ferida en aquel mienbro asi como la ferida es dada llega y la sangre caliente con la virtud de la alma que la tray para correr por aquel lugar que solia % e quando falla aquel lugar tajado da le la friura de la aire de la sangre e corronpe la % e la virtud de la alma siente el corronpimiento de la sangre e vieno se a aquel lugar onde vieno % do estava la raiz e la fuerça d ella % ca tu sabes bien que te yo dixe que la alma es de la natura de los angeles que an comienço e non an fin % pues si la alma se podiese tajar luego averia fin como otra criatura e tomaria mengua en si asi como la tomava el cuerpo del mienbro que perdio % e esto mesmo veras </w:t>
-      </w:r>
-      <w:r>
-        <w:rPr>
+          <w:rFonts w:ascii="Brill" w:hAnsi="Brill"/>
+          <w:lang w:val="es-ES"/>
+        </w:rPr>
+        <w:t xml:space="preserve">pregunto el </w:t>
+      </w:r>
+      <w:proofErr w:type="spellStart"/>
+      <w:r>
+        <w:rPr>
+          <w:rFonts w:ascii="Brill" w:hAnsi="Brill"/>
+          <w:lang w:val="es-ES"/>
+        </w:rPr>
+        <w:t>decipulo</w:t>
+      </w:r>
+      <w:proofErr w:type="spellEnd"/>
+      <w:r>
+        <w:rPr>
+          <w:rFonts w:ascii="Brill" w:hAnsi="Brill"/>
+          <w:lang w:val="es-ES"/>
+        </w:rPr>
+        <w:t xml:space="preserve"> al maestro pues si la virtud de la alma se </w:t>
+      </w:r>
+      <w:proofErr w:type="spellStart"/>
+      <w:r>
+        <w:rPr>
+          <w:rFonts w:ascii="Brill" w:hAnsi="Brill"/>
+          <w:lang w:val="es-ES"/>
+        </w:rPr>
+        <w:t>estiende</w:t>
+      </w:r>
+      <w:proofErr w:type="spellEnd"/>
+      <w:r>
+        <w:rPr>
+          <w:rFonts w:ascii="Brill" w:hAnsi="Brill"/>
+          <w:lang w:val="es-ES"/>
+        </w:rPr>
+        <w:t xml:space="preserve"> por el cuerpo % </w:t>
+      </w:r>
+      <w:proofErr w:type="spellStart"/>
+      <w:r>
+        <w:rPr>
+          <w:rFonts w:ascii="Brill" w:hAnsi="Brill"/>
+          <w:lang w:val="es-ES"/>
+        </w:rPr>
+        <w:t>quando</w:t>
+      </w:r>
+      <w:proofErr w:type="spellEnd"/>
+      <w:r>
+        <w:rPr>
+          <w:rFonts w:ascii="Brill" w:hAnsi="Brill"/>
+          <w:lang w:val="es-ES"/>
+        </w:rPr>
+        <w:t xml:space="preserve"> tajan al ombre el pie o la mano tajan le y la virtud de la alma % dixo el maestro a esto te </w:t>
+      </w:r>
+      <w:proofErr w:type="spellStart"/>
+      <w:r>
+        <w:rPr>
+          <w:rFonts w:ascii="Brill" w:hAnsi="Brill"/>
+          <w:lang w:val="es-ES"/>
+        </w:rPr>
+        <w:t>respondere</w:t>
+      </w:r>
+      <w:proofErr w:type="spellEnd"/>
+      <w:r>
+        <w:rPr>
+          <w:rFonts w:ascii="Brill" w:hAnsi="Brill"/>
+          <w:lang w:val="es-ES"/>
+        </w:rPr>
+        <w:t xml:space="preserve"> agora muy aina % sepas que </w:t>
+      </w:r>
+      <w:proofErr w:type="spellStart"/>
+      <w:r>
+        <w:rPr>
+          <w:rFonts w:ascii="Brill" w:hAnsi="Brill"/>
+          <w:lang w:val="es-ES"/>
+        </w:rPr>
+        <w:t>quando</w:t>
+      </w:r>
+      <w:proofErr w:type="spellEnd"/>
+      <w:r>
+        <w:rPr>
+          <w:rFonts w:ascii="Brill" w:hAnsi="Brill"/>
+          <w:lang w:val="es-ES"/>
+        </w:rPr>
+        <w:t xml:space="preserve"> </w:t>
+      </w:r>
+      <w:proofErr w:type="spellStart"/>
+      <w:r>
+        <w:rPr>
+          <w:rFonts w:ascii="Brill" w:hAnsi="Brill"/>
+          <w:lang w:val="es-ES"/>
+        </w:rPr>
+        <w:t>vieno</w:t>
+      </w:r>
+      <w:proofErr w:type="spellEnd"/>
+      <w:r>
+        <w:rPr>
+          <w:rFonts w:ascii="Brill" w:hAnsi="Brill"/>
+          <w:lang w:val="es-ES"/>
+        </w:rPr>
+        <w:t xml:space="preserve"> a dar la ferida de que se corta el pie o la mano o en </w:t>
+      </w:r>
+      <w:proofErr w:type="spellStart"/>
+      <w:r>
+        <w:rPr>
+          <w:rFonts w:ascii="Brill" w:hAnsi="Brill"/>
+          <w:lang w:val="es-ES"/>
+        </w:rPr>
+        <w:t>qual</w:t>
+      </w:r>
+      <w:proofErr w:type="spellEnd"/>
+      <w:r>
+        <w:rPr>
+          <w:rFonts w:ascii="Brill" w:hAnsi="Brill"/>
+          <w:lang w:val="es-ES"/>
+        </w:rPr>
+        <w:t xml:space="preserve"> quier </w:t>
+      </w:r>
+      <w:proofErr w:type="spellStart"/>
+      <w:r>
+        <w:rPr>
+          <w:rFonts w:ascii="Brill" w:hAnsi="Brill"/>
+          <w:lang w:val="es-ES"/>
+        </w:rPr>
+        <w:t>mienbro</w:t>
+      </w:r>
+      <w:proofErr w:type="spellEnd"/>
+      <w:r>
+        <w:rPr>
+          <w:rFonts w:ascii="Brill" w:hAnsi="Brill"/>
+          <w:lang w:val="es-ES"/>
+        </w:rPr>
+        <w:t xml:space="preserve"> que esto </w:t>
+      </w:r>
+      <w:proofErr w:type="spellStart"/>
+      <w:r>
+        <w:rPr>
+          <w:rFonts w:ascii="Brill" w:hAnsi="Brill"/>
+          <w:lang w:val="es-ES"/>
+        </w:rPr>
+        <w:t>acaesce</w:t>
+      </w:r>
+      <w:proofErr w:type="spellEnd"/>
+      <w:r>
+        <w:rPr>
+          <w:rFonts w:ascii="Brill" w:hAnsi="Brill"/>
+          <w:lang w:val="es-ES"/>
+        </w:rPr>
+        <w:t xml:space="preserve"> en aquel lugar esta su parte de la virtud de la alma % </w:t>
+      </w:r>
+      <w:proofErr w:type="spellStart"/>
+      <w:r>
+        <w:rPr>
+          <w:rFonts w:ascii="Brill" w:hAnsi="Brill"/>
+          <w:lang w:val="es-ES"/>
+        </w:rPr>
+        <w:t>mas</w:t>
+      </w:r>
+      <w:proofErr w:type="spellEnd"/>
+      <w:r>
+        <w:rPr>
+          <w:rFonts w:ascii="Brill" w:hAnsi="Brill"/>
+          <w:lang w:val="es-ES"/>
+        </w:rPr>
+        <w:t xml:space="preserve"> </w:t>
+      </w:r>
+      <w:proofErr w:type="spellStart"/>
+      <w:r>
+        <w:rPr>
+          <w:rFonts w:ascii="Brill" w:hAnsi="Brill"/>
+          <w:lang w:val="es-ES"/>
+        </w:rPr>
+        <w:t>esta</w:t>
+      </w:r>
+      <w:proofErr w:type="spellEnd"/>
+      <w:r>
+        <w:rPr>
+          <w:rFonts w:ascii="Brill" w:hAnsi="Brill"/>
+          <w:lang w:val="es-ES"/>
+        </w:rPr>
+        <w:t xml:space="preserve"> metida en la sangre de que se </w:t>
+      </w:r>
+      <w:proofErr w:type="spellStart"/>
+      <w:r>
+        <w:rPr>
+          <w:rFonts w:ascii="Brill" w:hAnsi="Brill"/>
+          <w:lang w:val="es-ES"/>
+        </w:rPr>
+        <w:t>govierna</w:t>
+      </w:r>
+      <w:proofErr w:type="spellEnd"/>
+      <w:r>
+        <w:rPr>
+          <w:rFonts w:ascii="Brill" w:hAnsi="Brill"/>
+          <w:lang w:val="es-ES"/>
+        </w:rPr>
+        <w:t xml:space="preserve"> aquel </w:t>
+      </w:r>
+      <w:proofErr w:type="spellStart"/>
+      <w:r>
+        <w:rPr>
+          <w:rFonts w:ascii="Brill" w:hAnsi="Brill"/>
+          <w:lang w:val="es-ES"/>
+        </w:rPr>
+        <w:t>mienbro</w:t>
+      </w:r>
+      <w:proofErr w:type="spellEnd"/>
+      <w:r>
+        <w:rPr>
+          <w:rFonts w:ascii="Brill" w:hAnsi="Brill"/>
+          <w:lang w:val="es-ES"/>
+        </w:rPr>
+        <w:t xml:space="preserve"> % ca la virtud de la alma da calentura a la sangre para correr por el cuerpo e governar le % pues </w:t>
+      </w:r>
+      <w:proofErr w:type="spellStart"/>
+      <w:r>
+        <w:rPr>
+          <w:rFonts w:ascii="Brill" w:hAnsi="Brill"/>
+          <w:lang w:val="es-ES"/>
+        </w:rPr>
+        <w:t>quando</w:t>
+      </w:r>
+      <w:proofErr w:type="spellEnd"/>
+      <w:r>
+        <w:rPr>
+          <w:rFonts w:ascii="Brill" w:hAnsi="Brill"/>
+          <w:lang w:val="es-ES"/>
+        </w:rPr>
+        <w:t xml:space="preserve"> viene la ferida en aquel </w:t>
+      </w:r>
+      <w:proofErr w:type="spellStart"/>
+      <w:r>
+        <w:rPr>
+          <w:rFonts w:ascii="Brill" w:hAnsi="Brill"/>
+          <w:lang w:val="es-ES"/>
+        </w:rPr>
+        <w:t>mienbro</w:t>
+      </w:r>
+      <w:proofErr w:type="spellEnd"/>
+      <w:r>
+        <w:rPr>
+          <w:rFonts w:ascii="Brill" w:hAnsi="Brill"/>
+          <w:lang w:val="es-ES"/>
+        </w:rPr>
+        <w:t xml:space="preserve"> </w:t>
+      </w:r>
+      <w:proofErr w:type="spellStart"/>
+      <w:r>
+        <w:rPr>
+          <w:rFonts w:ascii="Brill" w:hAnsi="Brill"/>
+          <w:lang w:val="es-ES"/>
+        </w:rPr>
+        <w:t>asi</w:t>
+      </w:r>
+      <w:proofErr w:type="spellEnd"/>
+      <w:r>
+        <w:rPr>
+          <w:rFonts w:ascii="Brill" w:hAnsi="Brill"/>
+          <w:lang w:val="es-ES"/>
+        </w:rPr>
+        <w:t xml:space="preserve"> como la ferida es dada llega y la sangre caliente con la virtud de la alma que la </w:t>
+      </w:r>
+      <w:proofErr w:type="spellStart"/>
+      <w:r>
+        <w:rPr>
+          <w:rFonts w:ascii="Brill" w:hAnsi="Brill"/>
+          <w:lang w:val="es-ES"/>
+        </w:rPr>
+        <w:t>tray</w:t>
+      </w:r>
+      <w:proofErr w:type="spellEnd"/>
+      <w:r>
+        <w:rPr>
+          <w:rFonts w:ascii="Brill" w:hAnsi="Brill"/>
+          <w:lang w:val="es-ES"/>
+        </w:rPr>
+        <w:t xml:space="preserve"> para correr por aquel lugar que </w:t>
+      </w:r>
+      <w:proofErr w:type="spellStart"/>
+      <w:r>
+        <w:rPr>
+          <w:rFonts w:ascii="Brill" w:hAnsi="Brill"/>
+          <w:lang w:val="es-ES"/>
+        </w:rPr>
+        <w:t>solia</w:t>
+      </w:r>
+      <w:proofErr w:type="spellEnd"/>
+      <w:r>
+        <w:rPr>
+          <w:rFonts w:ascii="Brill" w:hAnsi="Brill"/>
+          <w:lang w:val="es-ES"/>
+        </w:rPr>
+        <w:t xml:space="preserve"> % e </w:t>
+      </w:r>
+      <w:proofErr w:type="spellStart"/>
+      <w:r>
+        <w:rPr>
+          <w:rFonts w:ascii="Brill" w:hAnsi="Brill"/>
+          <w:lang w:val="es-ES"/>
+        </w:rPr>
+        <w:t>quando</w:t>
+      </w:r>
+      <w:proofErr w:type="spellEnd"/>
+      <w:r>
+        <w:rPr>
+          <w:rFonts w:ascii="Brill" w:hAnsi="Brill"/>
+          <w:lang w:val="es-ES"/>
+        </w:rPr>
+        <w:t xml:space="preserve"> falla aquel lugar tajado da le la friura de la aire de la sangre e </w:t>
+      </w:r>
+      <w:proofErr w:type="spellStart"/>
+      <w:r>
+        <w:rPr>
+          <w:rFonts w:ascii="Brill" w:hAnsi="Brill"/>
+          <w:lang w:val="es-ES"/>
+        </w:rPr>
+        <w:t>corronpe</w:t>
+      </w:r>
+      <w:proofErr w:type="spellEnd"/>
+      <w:r>
+        <w:rPr>
+          <w:rFonts w:ascii="Brill" w:hAnsi="Brill"/>
+          <w:lang w:val="es-ES"/>
+        </w:rPr>
+        <w:t xml:space="preserve"> la % </w:t>
+      </w:r>
+      <w:proofErr w:type="spellStart"/>
+      <w:r>
+        <w:rPr>
+          <w:rFonts w:ascii="Brill" w:hAnsi="Brill"/>
+          <w:lang w:val="es-ES"/>
+        </w:rPr>
+        <w:t>e</w:t>
+      </w:r>
+      <w:proofErr w:type="spellEnd"/>
+      <w:r>
+        <w:rPr>
+          <w:rFonts w:ascii="Brill" w:hAnsi="Brill"/>
+          <w:lang w:val="es-ES"/>
+        </w:rPr>
+        <w:t xml:space="preserve"> la virtud de la alma siente el </w:t>
+      </w:r>
+      <w:proofErr w:type="spellStart"/>
+      <w:r>
+        <w:rPr>
+          <w:rFonts w:ascii="Brill" w:hAnsi="Brill"/>
+          <w:lang w:val="es-ES"/>
+        </w:rPr>
+        <w:t>corronpimiento</w:t>
+      </w:r>
+      <w:proofErr w:type="spellEnd"/>
+      <w:r>
+        <w:rPr>
+          <w:rFonts w:ascii="Brill" w:hAnsi="Brill"/>
+          <w:lang w:val="es-ES"/>
+        </w:rPr>
+        <w:t xml:space="preserve"> de la sangre e </w:t>
+      </w:r>
+      <w:proofErr w:type="spellStart"/>
+      <w:r>
+        <w:rPr>
+          <w:rFonts w:ascii="Brill" w:hAnsi="Brill"/>
+          <w:lang w:val="es-ES"/>
+        </w:rPr>
+        <w:t>vieno</w:t>
+      </w:r>
+      <w:proofErr w:type="spellEnd"/>
+      <w:r>
+        <w:rPr>
+          <w:rFonts w:ascii="Brill" w:hAnsi="Brill"/>
+          <w:lang w:val="es-ES"/>
+        </w:rPr>
+        <w:t xml:space="preserve"> se a aquel lugar onde </w:t>
+      </w:r>
+      <w:proofErr w:type="spellStart"/>
+      <w:r>
+        <w:rPr>
+          <w:rFonts w:ascii="Brill" w:hAnsi="Brill"/>
+          <w:lang w:val="es-ES"/>
+        </w:rPr>
+        <w:t>vieno</w:t>
+      </w:r>
+      <w:proofErr w:type="spellEnd"/>
+      <w:r>
+        <w:rPr>
+          <w:rFonts w:ascii="Brill" w:hAnsi="Brill"/>
+          <w:lang w:val="es-ES"/>
+        </w:rPr>
+        <w:t xml:space="preserve"> % do estava la </w:t>
+      </w:r>
+      <w:proofErr w:type="spellStart"/>
+      <w:r>
+        <w:rPr>
+          <w:rFonts w:ascii="Brill" w:hAnsi="Brill"/>
+          <w:lang w:val="es-ES"/>
+        </w:rPr>
+        <w:t>raiz</w:t>
+      </w:r>
+      <w:proofErr w:type="spellEnd"/>
+      <w:r>
+        <w:rPr>
+          <w:rFonts w:ascii="Brill" w:hAnsi="Brill"/>
+          <w:lang w:val="es-ES"/>
+        </w:rPr>
+        <w:t xml:space="preserve"> e la fuerça d ella % ca </w:t>
+      </w:r>
+      <w:proofErr w:type="spellStart"/>
+      <w:r>
+        <w:rPr>
+          <w:rFonts w:ascii="Brill" w:hAnsi="Brill"/>
+          <w:lang w:val="es-ES"/>
+        </w:rPr>
+        <w:t>tu</w:t>
+      </w:r>
+      <w:proofErr w:type="spellEnd"/>
+      <w:r>
+        <w:rPr>
+          <w:rFonts w:ascii="Brill" w:hAnsi="Brill"/>
+          <w:lang w:val="es-ES"/>
+        </w:rPr>
+        <w:t xml:space="preserve"> sabes bien que te yo dixe que la alma es de la natura de los </w:t>
+      </w:r>
+      <w:proofErr w:type="spellStart"/>
+      <w:r>
+        <w:rPr>
+          <w:rFonts w:ascii="Brill" w:hAnsi="Brill"/>
+          <w:lang w:val="es-ES"/>
+        </w:rPr>
+        <w:t>angeles</w:t>
+      </w:r>
+      <w:proofErr w:type="spellEnd"/>
+      <w:r>
+        <w:rPr>
+          <w:rFonts w:ascii="Brill" w:hAnsi="Brill"/>
+          <w:lang w:val="es-ES"/>
+        </w:rPr>
+        <w:t xml:space="preserve"> que an comienço e non an fin % pues si la alma se </w:t>
+      </w:r>
+      <w:proofErr w:type="spellStart"/>
+      <w:r>
+        <w:rPr>
+          <w:rFonts w:ascii="Brill" w:hAnsi="Brill"/>
+          <w:lang w:val="es-ES"/>
+        </w:rPr>
+        <w:t>podiese</w:t>
+      </w:r>
+      <w:proofErr w:type="spellEnd"/>
+      <w:r>
+        <w:rPr>
+          <w:rFonts w:ascii="Brill" w:hAnsi="Brill"/>
+          <w:lang w:val="es-ES"/>
+        </w:rPr>
+        <w:t xml:space="preserve"> tajar luego </w:t>
+      </w:r>
+      <w:proofErr w:type="spellStart"/>
+      <w:r>
+        <w:rPr>
+          <w:rFonts w:ascii="Brill" w:hAnsi="Brill"/>
+          <w:lang w:val="es-ES"/>
+        </w:rPr>
+        <w:t>averia</w:t>
+      </w:r>
+      <w:proofErr w:type="spellEnd"/>
+      <w:r>
+        <w:rPr>
+          <w:rFonts w:ascii="Brill" w:hAnsi="Brill"/>
+          <w:lang w:val="es-ES"/>
+        </w:rPr>
+        <w:t xml:space="preserve"> fin como otra criatura e </w:t>
+      </w:r>
+      <w:proofErr w:type="spellStart"/>
+      <w:r>
+        <w:rPr>
+          <w:rFonts w:ascii="Brill" w:hAnsi="Brill"/>
+          <w:lang w:val="es-ES"/>
+        </w:rPr>
+        <w:t>tomaria</w:t>
+      </w:r>
+      <w:proofErr w:type="spellEnd"/>
+      <w:r>
+        <w:rPr>
+          <w:rFonts w:ascii="Brill" w:hAnsi="Brill"/>
+          <w:lang w:val="es-ES"/>
+        </w:rPr>
+        <w:t xml:space="preserve"> mengua en si </w:t>
+      </w:r>
+      <w:proofErr w:type="spellStart"/>
+      <w:r>
+        <w:rPr>
+          <w:rFonts w:ascii="Brill" w:hAnsi="Brill"/>
+          <w:lang w:val="es-ES"/>
+        </w:rPr>
+        <w:t>asi</w:t>
+      </w:r>
+      <w:proofErr w:type="spellEnd"/>
+      <w:r>
+        <w:rPr>
+          <w:rFonts w:ascii="Brill" w:hAnsi="Brill"/>
+          <w:lang w:val="es-ES"/>
+        </w:rPr>
+        <w:t xml:space="preserve"> como la </w:t>
+      </w:r>
+      <w:proofErr w:type="spellStart"/>
+      <w:r>
+        <w:rPr>
+          <w:rFonts w:ascii="Brill" w:hAnsi="Brill"/>
+          <w:lang w:val="es-ES"/>
+        </w:rPr>
+        <w:t>tomava</w:t>
+      </w:r>
+      <w:proofErr w:type="spellEnd"/>
+      <w:r>
+        <w:rPr>
+          <w:rFonts w:ascii="Brill" w:hAnsi="Brill"/>
+          <w:lang w:val="es-ES"/>
+        </w:rPr>
+        <w:t xml:space="preserve"> el cuerpo del </w:t>
+      </w:r>
+      <w:proofErr w:type="spellStart"/>
+      <w:r>
+        <w:rPr>
+          <w:rFonts w:ascii="Brill" w:hAnsi="Brill"/>
+          <w:lang w:val="es-ES"/>
+        </w:rPr>
+        <w:t>mienbro</w:t>
+      </w:r>
+      <w:proofErr w:type="spellEnd"/>
+      <w:r>
+        <w:rPr>
+          <w:rFonts w:ascii="Brill" w:hAnsi="Brill"/>
+          <w:lang w:val="es-ES"/>
+        </w:rPr>
+        <w:t xml:space="preserve"> que </w:t>
+      </w:r>
+      <w:proofErr w:type="spellStart"/>
+      <w:r>
+        <w:rPr>
+          <w:rFonts w:ascii="Brill" w:hAnsi="Brill"/>
+          <w:lang w:val="es-ES"/>
+        </w:rPr>
+        <w:t>perdio</w:t>
+      </w:r>
+      <w:proofErr w:type="spellEnd"/>
+      <w:r>
+        <w:rPr>
+          <w:rFonts w:ascii="Brill" w:hAnsi="Brill"/>
+          <w:lang w:val="es-ES"/>
+        </w:rPr>
+        <w:t xml:space="preserve"> % e esto mesmo veras </w:t>
+      </w:r>
+      <w:r>
+        <w:rPr>
+          <w:rFonts w:ascii="Brill" w:hAnsi="Brill"/>
           <w:color w:val="FF0000"/>
           <w:lang w:val="es-ES"/>
         </w:rPr>
@@ -30,10 +578,20 @@
       </w:r>
       <w:r>
         <w:rPr>
-          <w:lang w:val="es-ES"/>
-        </w:rPr>
-        <w:t xml:space="preserve"> en el rayo del sol que non se puede tajar de la rueda del sol onde vieno</w:t>
-      </w:r>
+          <w:rFonts w:ascii="Brill" w:hAnsi="Brill"/>
+          <w:lang w:val="es-ES"/>
+        </w:rPr>
+        <w:t xml:space="preserve"> en el rayo del sol que non se puede tajar de la rueda del sol onde </w:t>
+      </w:r>
+      <w:proofErr w:type="spellStart"/>
+      <w:r>
+        <w:rPr>
+          <w:rFonts w:ascii="Brill" w:hAnsi="Brill"/>
+          <w:lang w:val="es-ES"/>
+        </w:rPr>
+        <w:t>vieno</w:t>
+      </w:r>
+      <w:proofErr w:type="spellEnd"/>
     </w:p>
     <w:sectPr>
       <w:pgSz w:w="11906" w:h="16838"/>
@@ -46,7 +604,7 @@
 </file>
 
 <file path=word/styles.xml><?xml version="1.0" encoding="utf-8"?>
-<w:styles xmlns:mc="http://schemas.openxmlformats.org/markup-compatibility/2006" xmlns:r="http://schemas.openxmlformats.org/officeDocument/2006/relationships" xmlns:w="http://schemas.openxmlformats.org/wordprocessingml/2006/main" xmlns:w14="http://schemas.microsoft.com/office/word/2010/wordml" xmlns:w15="http://schemas.microsoft.com/office/word/2012/wordml" xmlns:w16cex="http://schemas.microsoft.com/office/word/2018/wordml/cex" xmlns:w16cid="http://schemas.microsoft.com/office/word/2016/wordml/cid" xmlns:w16="http://schemas.microsoft.com/office/word/2018/wordml" xmlns:w16sdtdh="http://schemas.microsoft.com/office/word/2020/wordml/sdtdatahash" xmlns:w16se="http://schemas.microsoft.com/office/word/2015/wordml/symex" mc:Ignorable="w14 w15 w16se w16cid w16 w16cex w16sdtdh">
+<w:styles xmlns:mc="http://schemas.openxmlformats.org/markup-compatibility/2006" xmlns:r="http://schemas.openxmlformats.org/officeDocument/2006/relationships" xmlns:w="http://schemas.openxmlformats.org/wordprocessingml/2006/main" xmlns:w14="http://schemas.microsoft.com/office/word/2010/wordml" xmlns:w15="http://schemas.microsoft.com/office/word/2012/wordml" xmlns:w16cex="http://schemas.microsoft.com/office/word/2018/wordml/cex" xmlns:w16cid="http://schemas.microsoft.com/office/word/2016/wordml/cid" xmlns:w16="http://schemas.microsoft.com/office/word/2018/wordml" xmlns:w16du="http://schemas.microsoft.com/office/word/2023/wordml/word16du" xmlns:w16sdtdh="http://schemas.microsoft.com/office/word/2020/wordml/sdtdatahash" xmlns:w16sdtfl="http://schemas.microsoft.com/office/word/2024/wordml/sdtformatlock" xmlns:w16se="http://schemas.microsoft.com/office/word/2015/wordml/symex" mc:Ignorable="w14 w15 w16se w16cid w16 w16cex w16sdtdh w16sdtfl w16du">
   <w:docDefaults>
     <w:rPrDefault>
       <w:rPr>
